--- a/CONTRATTI RicorsivaMente.docx
+++ b/CONTRATTI RicorsivaMente.docx
@@ -4,6 +4,7 @@
   <w:body>
     <w:p>
       <w:pPr>
+        <w:pStyle w:val="Corpo"/>
         <w:rPr>
           <w:sz w:val="28"/>
           <w:szCs w:val="28"/>
@@ -75,6 +76,9 @@
             <w:pPr>
               <w:pStyle w:val="Stiletabella1"/>
               <w:jc w:val="center"/>
+              <w:rPr>
+                <w:rFonts w:hint="eastAsia"/>
+              </w:rPr>
             </w:pPr>
             <w:r>
               <w:t>Contratto</w:t>
@@ -109,6 +113,9 @@
           <w:p>
             <w:pPr>
               <w:pStyle w:val="Stiletabella1"/>
+              <w:rPr>
+                <w:rFonts w:hint="eastAsia"/>
+              </w:rPr>
             </w:pPr>
             <w:r>
               <w:t>Operazione</w:t>
@@ -135,6 +142,9 @@
           <w:p>
             <w:pPr>
               <w:pStyle w:val="Stiletabella2"/>
+              <w:rPr>
+                <w:rFonts w:hint="eastAsia"/>
+              </w:rPr>
             </w:pPr>
             <w:proofErr w:type="spellStart"/>
             <w:r>
@@ -190,6 +200,9 @@
           <w:p>
             <w:pPr>
               <w:pStyle w:val="Stiletabella1"/>
+              <w:rPr>
+                <w:rFonts w:hint="eastAsia"/>
+              </w:rPr>
             </w:pPr>
             <w:r>
               <w:t>Rif. caso d’uso</w:t>
@@ -216,6 +229,9 @@
           <w:p>
             <w:pPr>
               <w:pStyle w:val="Stiletabella2"/>
+              <w:rPr>
+                <w:rFonts w:hint="eastAsia"/>
+              </w:rPr>
             </w:pPr>
             <w:r>
               <w:t>Invio Richiesta</w:t>
@@ -253,6 +269,9 @@
           <w:p>
             <w:pPr>
               <w:pStyle w:val="Stiletabella1"/>
+              <w:rPr>
+                <w:rFonts w:hint="eastAsia"/>
+              </w:rPr>
             </w:pPr>
             <w:r>
               <w:t>Precondizioni</w:t>
@@ -279,6 +298,9 @@
           <w:p>
             <w:pPr>
               <w:pStyle w:val="Stiletabella2"/>
+              <w:rPr>
+                <w:rFonts w:hint="eastAsia"/>
+              </w:rPr>
             </w:pPr>
             <w:r>
               <w:t>Deve essere stata inviata una mail da un utente</w:t>
@@ -324,6 +346,9 @@
           <w:p>
             <w:pPr>
               <w:pStyle w:val="Stiletabella1"/>
+              <w:rPr>
+                <w:rFonts w:hint="eastAsia"/>
+              </w:rPr>
             </w:pPr>
             <w:proofErr w:type="spellStart"/>
             <w:r>
@@ -352,6 +377,9 @@
           <w:p>
             <w:pPr>
               <w:pStyle w:val="Stiletabella2"/>
+              <w:rPr>
+                <w:rFonts w:hint="eastAsia"/>
+              </w:rPr>
             </w:pPr>
             <w:r>
               <w:t>È stata selezionata la mail a cui rispondere</w:t>
@@ -366,26 +394,41 @@
     <w:p>
       <w:pPr>
         <w:pStyle w:val="Corpo"/>
+        <w:rPr>
+          <w:rFonts w:hint="eastAsia"/>
+        </w:rPr>
       </w:pPr>
     </w:p>
     <w:p>
       <w:pPr>
         <w:pStyle w:val="Corpo"/>
+        <w:rPr>
+          <w:rFonts w:hint="eastAsia"/>
+        </w:rPr>
       </w:pPr>
     </w:p>
     <w:p>
       <w:pPr>
         <w:pStyle w:val="Corpo"/>
+        <w:rPr>
+          <w:rFonts w:hint="eastAsia"/>
+        </w:rPr>
       </w:pPr>
     </w:p>
     <w:p>
       <w:pPr>
         <w:pStyle w:val="Corpo"/>
+        <w:rPr>
+          <w:rFonts w:hint="eastAsia"/>
+        </w:rPr>
       </w:pPr>
     </w:p>
     <w:p>
       <w:pPr>
         <w:pStyle w:val="Corpo"/>
+        <w:rPr>
+          <w:rFonts w:hint="eastAsia"/>
+        </w:rPr>
       </w:pPr>
     </w:p>
     <w:tbl>
@@ -436,6 +479,9 @@
             <w:pPr>
               <w:pStyle w:val="Stiletabella1"/>
               <w:jc w:val="center"/>
+              <w:rPr>
+                <w:rFonts w:hint="eastAsia"/>
+              </w:rPr>
             </w:pPr>
             <w:r>
               <w:t>Contratto</w:t>
@@ -470,6 +516,9 @@
           <w:p>
             <w:pPr>
               <w:pStyle w:val="Stiletabella1"/>
+              <w:rPr>
+                <w:rFonts w:hint="eastAsia"/>
+              </w:rPr>
             </w:pPr>
             <w:r>
               <w:t>Operazione</w:t>
@@ -496,6 +545,9 @@
           <w:p>
             <w:pPr>
               <w:pStyle w:val="Stiletabella2"/>
+              <w:rPr>
+                <w:rFonts w:hint="eastAsia"/>
+              </w:rPr>
             </w:pPr>
             <w:proofErr w:type="spellStart"/>
             <w:r>
@@ -554,6 +606,9 @@
           <w:p>
             <w:pPr>
               <w:pStyle w:val="Stiletabella1"/>
+              <w:rPr>
+                <w:rFonts w:hint="eastAsia"/>
+              </w:rPr>
             </w:pPr>
             <w:r>
               <w:t>Rif. caso d’uso</w:t>
@@ -580,6 +635,9 @@
           <w:p>
             <w:pPr>
               <w:pStyle w:val="Stiletabella2"/>
+              <w:rPr>
+                <w:rFonts w:hint="eastAsia"/>
+              </w:rPr>
             </w:pPr>
             <w:r>
               <w:t>Invio Richiesta</w:t>
@@ -617,6 +675,9 @@
           <w:p>
             <w:pPr>
               <w:pStyle w:val="Stiletabella1"/>
+              <w:rPr>
+                <w:rFonts w:hint="eastAsia"/>
+              </w:rPr>
             </w:pPr>
             <w:r>
               <w:t>Precondizioni</w:t>
@@ -643,6 +704,9 @@
           <w:p>
             <w:pPr>
               <w:pStyle w:val="Stiletabella2"/>
+              <w:rPr>
+                <w:rFonts w:hint="eastAsia"/>
+              </w:rPr>
             </w:pPr>
             <w:r>
               <w:t>Deve essere selezionata la mail a cui rispondere</w:t>
@@ -680,6 +744,9 @@
           <w:p>
             <w:pPr>
               <w:pStyle w:val="Stiletabella1"/>
+              <w:rPr>
+                <w:rFonts w:hint="eastAsia"/>
+              </w:rPr>
             </w:pPr>
             <w:proofErr w:type="spellStart"/>
             <w:r>
@@ -708,6 +775,9 @@
           <w:p>
             <w:pPr>
               <w:pStyle w:val="Stiletabella2"/>
+              <w:rPr>
+                <w:rFonts w:hint="eastAsia"/>
+              </w:rPr>
             </w:pPr>
             <w:r>
               <w:t>La mail è stata inoltrata al sistema che la inoltrerà all’utente a cui si voleva ri</w:t>
@@ -728,32 +798,48 @@
     <w:p>
       <w:pPr>
         <w:pStyle w:val="Corpo"/>
+        <w:rPr>
+          <w:rFonts w:hint="eastAsia"/>
+        </w:rPr>
       </w:pPr>
     </w:p>
     <w:p>
       <w:pPr>
         <w:pStyle w:val="Corpo"/>
+        <w:rPr>
+          <w:rFonts w:hint="eastAsia"/>
+        </w:rPr>
       </w:pPr>
     </w:p>
     <w:p>
       <w:pPr>
         <w:pStyle w:val="Corpo"/>
+        <w:rPr>
+          <w:rFonts w:hint="eastAsia"/>
+        </w:rPr>
       </w:pPr>
     </w:p>
     <w:p>
       <w:pPr>
         <w:pStyle w:val="Corpo"/>
+        <w:rPr>
+          <w:rFonts w:hint="eastAsia"/>
+        </w:rPr>
       </w:pPr>
     </w:p>
     <w:p>
       <w:pPr>
         <w:pStyle w:val="Corpo"/>
+        <w:rPr>
+          <w:rFonts w:hint="eastAsia"/>
+        </w:rPr>
       </w:pPr>
     </w:p>
     <w:p>
       <w:pPr>
         <w:pStyle w:val="Corpo"/>
         <w:rPr>
+          <w:rFonts w:hint="eastAsia"/>
           <w:sz w:val="28"/>
           <w:szCs w:val="28"/>
         </w:rPr>
@@ -778,11 +864,17 @@
     <w:p>
       <w:pPr>
         <w:pStyle w:val="Corpo"/>
+        <w:rPr>
+          <w:rFonts w:hint="eastAsia"/>
+        </w:rPr>
       </w:pPr>
     </w:p>
     <w:p>
       <w:pPr>
         <w:pStyle w:val="Corpo"/>
+        <w:rPr>
+          <w:rFonts w:hint="eastAsia"/>
+        </w:rPr>
       </w:pPr>
     </w:p>
     <w:tbl>
@@ -833,6 +925,9 @@
             <w:pPr>
               <w:pStyle w:val="Stiletabella1"/>
               <w:jc w:val="center"/>
+              <w:rPr>
+                <w:rFonts w:hint="eastAsia"/>
+              </w:rPr>
             </w:pPr>
             <w:r>
               <w:t>Contratto</w:t>
@@ -867,6 +962,9 @@
           <w:p>
             <w:pPr>
               <w:pStyle w:val="Stiletabella1"/>
+              <w:rPr>
+                <w:rFonts w:hint="eastAsia"/>
+              </w:rPr>
             </w:pPr>
             <w:r>
               <w:t>Operazione</w:t>
@@ -893,6 +991,9 @@
           <w:p>
             <w:pPr>
               <w:pStyle w:val="Stiletabella2"/>
+              <w:rPr>
+                <w:rFonts w:hint="eastAsia"/>
+              </w:rPr>
             </w:pPr>
             <w:proofErr w:type="spellStart"/>
             <w:r>
@@ -943,6 +1044,9 @@
           <w:p>
             <w:pPr>
               <w:pStyle w:val="Stiletabella1"/>
+              <w:rPr>
+                <w:rFonts w:hint="eastAsia"/>
+              </w:rPr>
             </w:pPr>
             <w:r>
               <w:t>Rif. caso d’uso</w:t>
@@ -969,6 +1073,9 @@
           <w:p>
             <w:pPr>
               <w:pStyle w:val="Stiletabella2"/>
+              <w:rPr>
+                <w:rFonts w:hint="eastAsia"/>
+              </w:rPr>
             </w:pPr>
             <w:proofErr w:type="spellStart"/>
             <w:r>
@@ -1005,6 +1112,9 @@
           <w:p>
             <w:pPr>
               <w:pStyle w:val="Stiletabella1"/>
+              <w:rPr>
+                <w:rFonts w:hint="eastAsia"/>
+              </w:rPr>
             </w:pPr>
             <w:r>
               <w:t>Precondizioni</w:t>
@@ -1031,6 +1141,9 @@
           <w:p>
             <w:pPr>
               <w:pStyle w:val="Stiletabella2"/>
+              <w:rPr>
+                <w:rFonts w:hint="eastAsia"/>
+              </w:rPr>
             </w:pPr>
             <w:r>
               <w:t>Esiste un catalogo c che ha come attributo id il valore id del parametro</w:t>
@@ -1065,6 +1178,9 @@
           <w:p>
             <w:pPr>
               <w:pStyle w:val="Stiletabella1"/>
+              <w:rPr>
+                <w:rFonts w:hint="eastAsia"/>
+              </w:rPr>
             </w:pPr>
             <w:proofErr w:type="spellStart"/>
             <w:r>
@@ -1093,6 +1209,9 @@
           <w:p>
             <w:pPr>
               <w:pStyle w:val="Stiletabella2"/>
+              <w:rPr>
+                <w:rFonts w:hint="eastAsia"/>
+              </w:rPr>
             </w:pPr>
             <w:r>
               <w:t>Viene selezionato il catalogo c con lo specifico id per inserire nuovi pacchetti vacanz</w:t>
@@ -1107,41 +1226,65 @@
     <w:p>
       <w:pPr>
         <w:pStyle w:val="Corpo"/>
+        <w:rPr>
+          <w:rFonts w:hint="eastAsia"/>
+        </w:rPr>
       </w:pPr>
     </w:p>
     <w:p>
       <w:pPr>
         <w:pStyle w:val="Corpo"/>
+        <w:rPr>
+          <w:rFonts w:hint="eastAsia"/>
+        </w:rPr>
       </w:pPr>
     </w:p>
     <w:p>
       <w:pPr>
         <w:pStyle w:val="Corpo"/>
+        <w:rPr>
+          <w:rFonts w:hint="eastAsia"/>
+        </w:rPr>
       </w:pPr>
     </w:p>
     <w:p>
       <w:pPr>
         <w:pStyle w:val="Corpo"/>
+        <w:rPr>
+          <w:rFonts w:hint="eastAsia"/>
+        </w:rPr>
       </w:pPr>
     </w:p>
     <w:p>
       <w:pPr>
         <w:pStyle w:val="Corpo"/>
+        <w:rPr>
+          <w:rFonts w:hint="eastAsia"/>
+        </w:rPr>
       </w:pPr>
     </w:p>
     <w:p>
       <w:pPr>
         <w:pStyle w:val="Corpo"/>
+        <w:rPr>
+          <w:rFonts w:hint="eastAsia"/>
+        </w:rPr>
       </w:pPr>
     </w:p>
     <w:p>
       <w:pPr>
         <w:pStyle w:val="Corpo"/>
+        <w:rPr>
+          <w:rFonts w:hint="eastAsia"/>
+        </w:rPr>
       </w:pPr>
     </w:p>
     <w:p>
       <w:pPr>
         <w:pStyle w:val="Corpo"/>
+        <w:rPr>
+          <w:rFonts w:hint="eastAsia"/>
+        </w:rPr>
       </w:pPr>
     </w:p>
     <w:tbl>
@@ -1192,6 +1335,9 @@
             <w:pPr>
               <w:pStyle w:val="Stiletabella1"/>
               <w:jc w:val="center"/>
+              <w:rPr>
+                <w:rFonts w:hint="eastAsia"/>
+              </w:rPr>
             </w:pPr>
             <w:r>
               <w:lastRenderedPageBreak/>
@@ -1227,6 +1373,9 @@
           <w:p>
             <w:pPr>
               <w:pStyle w:val="Stiletabella1"/>
+              <w:rPr>
+                <w:rFonts w:hint="eastAsia"/>
+              </w:rPr>
             </w:pPr>
             <w:r>
               <w:t>Operazione</w:t>
@@ -1253,6 +1402,9 @@
           <w:p>
             <w:pPr>
               <w:pStyle w:val="Stiletabella2"/>
+              <w:rPr>
+                <w:rFonts w:hint="eastAsia"/>
+              </w:rPr>
             </w:pPr>
             <w:proofErr w:type="spellStart"/>
             <w:r>
@@ -1325,6 +1477,9 @@
           <w:p>
             <w:pPr>
               <w:pStyle w:val="Stiletabella1"/>
+              <w:rPr>
+                <w:rFonts w:hint="eastAsia"/>
+              </w:rPr>
             </w:pPr>
             <w:r>
               <w:t>Rif. caso d’uso</w:t>
@@ -1351,6 +1506,9 @@
           <w:p>
             <w:pPr>
               <w:pStyle w:val="Stiletabella2"/>
+              <w:rPr>
+                <w:rFonts w:hint="eastAsia"/>
+              </w:rPr>
             </w:pPr>
             <w:proofErr w:type="spellStart"/>
             <w:r>
@@ -1387,6 +1545,9 @@
           <w:p>
             <w:pPr>
               <w:pStyle w:val="Stiletabella1"/>
+              <w:rPr>
+                <w:rFonts w:hint="eastAsia"/>
+              </w:rPr>
             </w:pPr>
             <w:r>
               <w:t>Precondizioni</w:t>
@@ -1413,6 +1574,9 @@
           <w:p>
             <w:pPr>
               <w:pStyle w:val="Stiletabella2"/>
+              <w:rPr>
+                <w:rFonts w:hint="eastAsia"/>
+              </w:rPr>
             </w:pPr>
             <w:r>
               <w:t>Esiste una istanza p del pacchetto vacanza</w:t>
@@ -1447,6 +1611,9 @@
           <w:p>
             <w:pPr>
               <w:pStyle w:val="Stiletabella1"/>
+              <w:rPr>
+                <w:rFonts w:hint="eastAsia"/>
+              </w:rPr>
             </w:pPr>
             <w:proofErr w:type="spellStart"/>
             <w:r>
@@ -1475,6 +1642,9 @@
           <w:p>
             <w:pPr>
               <w:pStyle w:val="Stiletabella2"/>
+              <w:rPr>
+                <w:rFonts w:hint="eastAsia"/>
+              </w:rPr>
             </w:pPr>
             <w:r>
               <w:t>-</w:t>
@@ -1491,6 +1661,9 @@
           <w:p>
             <w:pPr>
               <w:pStyle w:val="Stiletabella2"/>
+              <w:rPr>
+                <w:rFonts w:hint="eastAsia"/>
+              </w:rPr>
             </w:pPr>
             <w:r>
               <w:t>-</w:t>
@@ -1512,6 +1685,9 @@
           <w:p>
             <w:pPr>
               <w:pStyle w:val="Stiletabella2"/>
+              <w:rPr>
+                <w:rFonts w:hint="eastAsia"/>
+              </w:rPr>
             </w:pPr>
             <w:r>
               <w:t>-</w:t>
@@ -1533,6 +1709,9 @@
           <w:p>
             <w:pPr>
               <w:pStyle w:val="Stiletabella2"/>
+              <w:rPr>
+                <w:rFonts w:hint="eastAsia"/>
+              </w:rPr>
             </w:pPr>
             <w:r>
               <w:t>-</w:t>
@@ -1549,6 +1728,9 @@
           <w:p>
             <w:pPr>
               <w:pStyle w:val="Stiletabella2"/>
+              <w:rPr>
+                <w:rFonts w:hint="eastAsia"/>
+              </w:rPr>
             </w:pPr>
             <w:r>
               <w:t>-</w:t>
@@ -1568,6 +1750,9 @@
           <w:p>
             <w:pPr>
               <w:pStyle w:val="Stiletabella2"/>
+              <w:rPr>
+                <w:rFonts w:hint="eastAsia"/>
+              </w:rPr>
             </w:pPr>
             <w:r>
               <w:t>-</w:t>
@@ -1587,27 +1772,40 @@
     <w:p>
       <w:pPr>
         <w:pStyle w:val="Corpo"/>
+        <w:rPr>
+          <w:rFonts w:hint="eastAsia"/>
+        </w:rPr>
       </w:pPr>
     </w:p>
     <w:p>
       <w:pPr>
         <w:pStyle w:val="Corpo"/>
+        <w:rPr>
+          <w:rFonts w:hint="eastAsia"/>
+        </w:rPr>
       </w:pPr>
     </w:p>
     <w:p>
       <w:pPr>
         <w:pStyle w:val="Corpo"/>
+        <w:rPr>
+          <w:rFonts w:hint="eastAsia"/>
+        </w:rPr>
       </w:pPr>
     </w:p>
     <w:p>
       <w:pPr>
         <w:pStyle w:val="Corpo"/>
+        <w:rPr>
+          <w:rFonts w:hint="eastAsia"/>
+        </w:rPr>
       </w:pPr>
     </w:p>
     <w:p>
       <w:pPr>
         <w:pStyle w:val="Corpo"/>
         <w:rPr>
+          <w:rFonts w:hint="eastAsia"/>
           <w:sz w:val="28"/>
           <w:szCs w:val="28"/>
         </w:rPr>
@@ -1632,6 +1830,9 @@
     <w:p>
       <w:pPr>
         <w:pStyle w:val="Corpo"/>
+        <w:rPr>
+          <w:rFonts w:hint="eastAsia"/>
+        </w:rPr>
       </w:pPr>
     </w:p>
     <w:tbl>
@@ -1758,10 +1959,7 @@
             </w:r>
             <w:proofErr w:type="spellEnd"/>
             <w:r>
-              <w:t>(id</w:t>
-            </w:r>
-            <w:r>
-              <w:t xml:space="preserve"> : </w:t>
+              <w:t xml:space="preserve">(id : </w:t>
             </w:r>
             <w:proofErr w:type="spellStart"/>
             <w:r>
@@ -1769,10 +1967,7 @@
             </w:r>
             <w:proofErr w:type="spellEnd"/>
             <w:r>
-              <w:t>)</w:t>
-            </w:r>
-            <w:r>
-              <w:t xml:space="preserve"> </w:t>
+              <w:t xml:space="preserve">) </w:t>
             </w:r>
           </w:p>
         </w:tc>
@@ -2358,47 +2553,72 @@
     <w:p>
       <w:pPr>
         <w:pStyle w:val="Corpo"/>
+        <w:rPr>
+          <w:rFonts w:hint="eastAsia"/>
+        </w:rPr>
       </w:pPr>
     </w:p>
     <w:p>
       <w:pPr>
         <w:pStyle w:val="Corpo"/>
+        <w:rPr>
+          <w:rFonts w:hint="eastAsia"/>
+        </w:rPr>
       </w:pPr>
     </w:p>
     <w:p>
       <w:pPr>
         <w:pStyle w:val="Corpo"/>
+        <w:rPr>
+          <w:rFonts w:hint="eastAsia"/>
+        </w:rPr>
       </w:pPr>
     </w:p>
     <w:p>
       <w:pPr>
         <w:pStyle w:val="Corpo"/>
+        <w:rPr>
+          <w:rFonts w:hint="eastAsia"/>
+        </w:rPr>
       </w:pPr>
     </w:p>
     <w:p>
       <w:pPr>
         <w:pStyle w:val="Corpo"/>
+        <w:rPr>
+          <w:rFonts w:hint="eastAsia"/>
+        </w:rPr>
       </w:pPr>
     </w:p>
     <w:p>
       <w:pPr>
         <w:pStyle w:val="Corpo"/>
+        <w:rPr>
+          <w:rFonts w:hint="eastAsia"/>
+        </w:rPr>
       </w:pPr>
     </w:p>
     <w:p>
       <w:pPr>
         <w:pStyle w:val="Corpo"/>
+        <w:rPr>
+          <w:rFonts w:hint="eastAsia"/>
+        </w:rPr>
       </w:pPr>
     </w:p>
     <w:p>
       <w:pPr>
         <w:pStyle w:val="Corpo"/>
+        <w:rPr>
+          <w:rFonts w:hint="eastAsia"/>
+        </w:rPr>
       </w:pPr>
     </w:p>
     <w:p>
       <w:pPr>
         <w:pStyle w:val="Corpo"/>
         <w:rPr>
+          <w:rFonts w:hint="eastAsia"/>
           <w:sz w:val="28"/>
           <w:szCs w:val="28"/>
         </w:rPr>
@@ -2424,6 +2644,9 @@
     <w:p>
       <w:pPr>
         <w:pStyle w:val="Corpo"/>
+        <w:rPr>
+          <w:rFonts w:hint="eastAsia"/>
+        </w:rPr>
       </w:pPr>
     </w:p>
     <w:tbl>
@@ -2566,10 +2789,7 @@
             </w:r>
             <w:proofErr w:type="spellEnd"/>
             <w:r>
-              <w:t xml:space="preserve">, </w:t>
-            </w:r>
-            <w:r>
-              <w:t>e-mai</w:t>
+              <w:t>, e-mai</w:t>
             </w:r>
             <w:r>
               <w:rPr>
@@ -2708,6 +2928,9 @@
           <w:p>
             <w:pPr>
               <w:pStyle w:val="Stiletabella2"/>
+              <w:rPr>
+                <w:rFonts w:hint="eastAsia"/>
+              </w:rPr>
             </w:pPr>
             <w:proofErr w:type="spellStart"/>
             <w:r>
@@ -2781,6 +3004,9 @@
           <w:p>
             <w:pPr>
               <w:pStyle w:val="Stiletabella2"/>
+              <w:rPr>
+                <w:rFonts w:hint="eastAsia"/>
+              </w:rPr>
             </w:pPr>
             <w:r>
               <w:t>Esiste un’istanza u di utente non registrato.</w:t>
@@ -2858,6 +3084,9 @@
                 <w:ilvl w:val="0"/>
                 <w:numId w:val="5"/>
               </w:numPr>
+              <w:rPr>
+                <w:rFonts w:hint="eastAsia"/>
+              </w:rPr>
             </w:pPr>
             <w:proofErr w:type="spellStart"/>
             <w:r>
@@ -2875,6 +3104,9 @@
                 <w:ilvl w:val="0"/>
                 <w:numId w:val="5"/>
               </w:numPr>
+              <w:rPr>
+                <w:rFonts w:hint="eastAsia"/>
+              </w:rPr>
             </w:pPr>
             <w:proofErr w:type="spellStart"/>
             <w:r>
@@ -2892,6 +3124,9 @@
                 <w:ilvl w:val="0"/>
                 <w:numId w:val="5"/>
               </w:numPr>
+              <w:rPr>
+                <w:rFonts w:hint="eastAsia"/>
+              </w:rPr>
             </w:pPr>
             <w:proofErr w:type="spellStart"/>
             <w:r>
@@ -2914,6 +3149,9 @@
                 <w:ilvl w:val="0"/>
                 <w:numId w:val="5"/>
               </w:numPr>
+              <w:rPr>
+                <w:rFonts w:hint="eastAsia"/>
+              </w:rPr>
             </w:pPr>
             <w:proofErr w:type="spellStart"/>
             <w:r>
@@ -2931,6 +3169,9 @@
                 <w:ilvl w:val="0"/>
                 <w:numId w:val="5"/>
               </w:numPr>
+              <w:rPr>
+                <w:rFonts w:hint="eastAsia"/>
+              </w:rPr>
             </w:pPr>
             <w:proofErr w:type="spellStart"/>
             <w:r>
@@ -2945,6 +3186,9 @@
                 <w:ilvl w:val="0"/>
                 <w:numId w:val="5"/>
               </w:numPr>
+              <w:rPr>
+                <w:rFonts w:hint="eastAsia"/>
+              </w:rPr>
             </w:pPr>
             <w:proofErr w:type="spellStart"/>
             <w:r>
@@ -2959,6 +3203,9 @@
                 <w:ilvl w:val="0"/>
                 <w:numId w:val="5"/>
               </w:numPr>
+              <w:rPr>
+                <w:rFonts w:hint="eastAsia"/>
+              </w:rPr>
             </w:pPr>
             <w:proofErr w:type="spellStart"/>
             <w:r>
@@ -2973,6 +3220,9 @@
                 <w:ilvl w:val="0"/>
                 <w:numId w:val="5"/>
               </w:numPr>
+              <w:rPr>
+                <w:rFonts w:hint="eastAsia"/>
+              </w:rPr>
             </w:pPr>
             <w:proofErr w:type="spellStart"/>
             <w:r>
@@ -2990,6 +3240,9 @@
                 <w:ilvl w:val="0"/>
                 <w:numId w:val="5"/>
               </w:numPr>
+              <w:rPr>
+                <w:rFonts w:hint="eastAsia"/>
+              </w:rPr>
             </w:pPr>
             <w:proofErr w:type="spellStart"/>
             <w:r>
@@ -3028,6 +3281,9 @@
     <w:p>
       <w:pPr>
         <w:pStyle w:val="Corpo"/>
+        <w:rPr>
+          <w:rFonts w:hint="eastAsia"/>
+        </w:rPr>
       </w:pPr>
     </w:p>
     <w:tbl>
@@ -3144,6 +3400,9 @@
           <w:p>
             <w:pPr>
               <w:pStyle w:val="Stiletabella2"/>
+              <w:rPr>
+                <w:rFonts w:hint="eastAsia"/>
+              </w:rPr>
             </w:pPr>
             <w:proofErr w:type="spellStart"/>
             <w:r>
@@ -3220,6 +3479,9 @@
           <w:p>
             <w:pPr>
               <w:pStyle w:val="Stiletabella2"/>
+              <w:rPr>
+                <w:rFonts w:hint="eastAsia"/>
+              </w:rPr>
             </w:pPr>
             <w:proofErr w:type="spellStart"/>
             <w:r>
@@ -3293,6 +3555,9 @@
           <w:p>
             <w:pPr>
               <w:pStyle w:val="Stiletabella2"/>
+              <w:rPr>
+                <w:rFonts w:hint="eastAsia"/>
+              </w:rPr>
             </w:pPr>
             <w:r>
               <w:t>Esiste un utente non registrato u che sta effettuando l’operazione di registrazione.</w:t>
@@ -3366,6 +3631,9 @@
           <w:p>
             <w:pPr>
               <w:pStyle w:val="Stiletabella2"/>
+              <w:rPr>
+                <w:rFonts w:hint="eastAsia"/>
+              </w:rPr>
             </w:pPr>
             <w:r>
               <w:t>Vengono accettate le condizioni relative all’informativa sulla Privacy.</w:t>
@@ -3385,6 +3653,9 @@
     <w:p>
       <w:pPr>
         <w:pStyle w:val="Corpo"/>
+        <w:rPr>
+          <w:rFonts w:hint="eastAsia"/>
+        </w:rPr>
       </w:pPr>
     </w:p>
     <w:sectPr>
@@ -4946,6 +5217,7 @@
   <w:style w:type="character" w:default="1" w:styleId="Carpredefinitoparagrafo">
     <w:name w:val="Default Paragraph Font"/>
     <w:uiPriority w:val="1"/>
+    <w:semiHidden/>
     <w:unhideWhenUsed/>
   </w:style>
   <w:style w:type="table" w:default="1" w:styleId="Tabellanormale">

--- a/CONTRATTI RicorsivaMente.docx
+++ b/CONTRATTI RicorsivaMente.docx
@@ -6,6 +6,7 @@
       <w:pPr>
         <w:pStyle w:val="Corpo"/>
         <w:rPr>
+          <w:rFonts w:hint="eastAsia"/>
           <w:sz w:val="28"/>
           <w:szCs w:val="28"/>
         </w:rPr>
@@ -997,22 +998,11 @@
             </w:pPr>
             <w:proofErr w:type="spellStart"/>
             <w:r>
-              <w:t>selezionaCatalogo</w:t>
+              <w:t>inserisciPacchettoVacanza</w:t>
             </w:r>
             <w:proofErr w:type="spellEnd"/>
             <w:r>
-              <w:t>(id</w:t>
-            </w:r>
-            <w:r>
-              <w:t xml:space="preserve">: </w:t>
-            </w:r>
-            <w:proofErr w:type="spellStart"/>
-            <w:r>
-              <w:t>int</w:t>
-            </w:r>
-            <w:proofErr w:type="spellEnd"/>
-            <w:r>
-              <w:t>)</w:t>
+              <w:t>()</w:t>
             </w:r>
           </w:p>
         </w:tc>
@@ -1146,7 +1136,13 @@
               </w:rPr>
             </w:pPr>
             <w:r>
-              <w:t>Esiste un catalogo c che ha come attributo id il valore id del parametro</w:t>
+              <w:rPr>
+                <w:rFonts w:ascii="Arial" w:hAnsi="Arial" w:cs="Arial"/>
+                <w:sz w:val="22"/>
+                <w:szCs w:val="22"/>
+                <w:shd w:val="clear" w:color="auto" w:fill="FFFFFF"/>
+              </w:rPr>
+              <w:t>Esiste almeno un Catalogo c</w:t>
             </w:r>
           </w:p>
         </w:tc>
@@ -1210,14 +1206,87 @@
             <w:pPr>
               <w:pStyle w:val="Stiletabella2"/>
               <w:rPr>
-                <w:rFonts w:hint="eastAsia"/>
-              </w:rPr>
-            </w:pPr>
-            <w:r>
-              <w:t>Viene selezionato il catalogo c con lo specifico id per inserire nuovi pacchetti vacanz</w:t>
-            </w:r>
-            <w:r>
-              <w:t>a</w:t>
+                <w:rFonts w:ascii="Arial" w:hAnsi="Arial" w:cs="Arial"/>
+                <w:sz w:val="22"/>
+                <w:szCs w:val="22"/>
+                <w:shd w:val="clear" w:color="auto" w:fill="FFFFFF"/>
+              </w:rPr>
+            </w:pPr>
+            <w:r>
+              <w:rPr>
+                <w:rFonts w:ascii="Arial" w:hAnsi="Arial" w:cs="Arial"/>
+                <w:sz w:val="22"/>
+                <w:szCs w:val="22"/>
+                <w:shd w:val="clear" w:color="auto" w:fill="FFFFFF"/>
+              </w:rPr>
+              <w:t>-</w:t>
+            </w:r>
+            <w:r>
+              <w:rPr>
+                <w:rFonts w:ascii="Arial" w:hAnsi="Arial" w:cs="Arial"/>
+                <w:sz w:val="22"/>
+                <w:szCs w:val="22"/>
+                <w:shd w:val="clear" w:color="auto" w:fill="FFFFFF"/>
+              </w:rPr>
+              <w:t xml:space="preserve">È stato creato un </w:t>
+            </w:r>
+            <w:proofErr w:type="spellStart"/>
+            <w:r>
+              <w:rPr>
+                <w:rFonts w:ascii="Arial" w:hAnsi="Arial" w:cs="Arial"/>
+                <w:sz w:val="22"/>
+                <w:szCs w:val="22"/>
+                <w:shd w:val="clear" w:color="auto" w:fill="FFFFFF"/>
+              </w:rPr>
+              <w:t>PacchettoVacanza</w:t>
+            </w:r>
+            <w:proofErr w:type="spellEnd"/>
+            <w:r>
+              <w:rPr>
+                <w:rFonts w:ascii="Arial" w:hAnsi="Arial" w:cs="Arial"/>
+                <w:sz w:val="22"/>
+                <w:szCs w:val="22"/>
+                <w:shd w:val="clear" w:color="auto" w:fill="FFFFFF"/>
+              </w:rPr>
+              <w:t xml:space="preserve"> p</w:t>
+            </w:r>
+          </w:p>
+          <w:p>
+            <w:pPr>
+              <w:pStyle w:val="Stiletabella2"/>
+              <w:rPr>
+                <w:rFonts w:ascii="Arial" w:hAnsi="Arial" w:cs="Arial" w:hint="eastAsia"/>
+                <w:sz w:val="22"/>
+                <w:szCs w:val="22"/>
+                <w:shd w:val="clear" w:color="auto" w:fill="FFFFFF"/>
+              </w:rPr>
+            </w:pPr>
+            <w:r>
+              <w:rPr>
+                <w:rFonts w:ascii="Arial" w:hAnsi="Arial" w:cs="Arial"/>
+                <w:sz w:val="22"/>
+                <w:szCs w:val="22"/>
+                <w:shd w:val="clear" w:color="auto" w:fill="FFFFFF"/>
+              </w:rPr>
+              <w:t>-</w:t>
+            </w:r>
+            <w:r>
+              <w:rPr>
+                <w:rFonts w:ascii="Arial" w:hAnsi="Arial" w:cs="Arial"/>
+                <w:sz w:val="22"/>
+                <w:szCs w:val="22"/>
+                <w:shd w:val="clear" w:color="auto" w:fill="FFFFFF"/>
+              </w:rPr>
+              <w:t>Gli attributi di p sono inizializzat</w:t>
+            </w:r>
+            <w:r>
+              <w:rPr>
+                <w:rFonts w:ascii="Arial" w:hAnsi="Arial" w:cs="Arial"/>
+                <w:sz w:val="22"/>
+                <w:szCs w:val="22"/>
+                <w:shd w:val="clear" w:color="auto" w:fill="FFFFFF"/>
+              </w:rPr>
+              <w:t>i</w:t>
             </w:r>
           </w:p>
         </w:tc>
@@ -3722,6 +3791,118 @@
 <file path=word/numbering.xml><?xml version="1.0" encoding="utf-8"?>
 <w:numbering xmlns:wpc="http://schemas.microsoft.com/office/word/2010/wordprocessingCanvas" xmlns:cx="http://schemas.microsoft.com/office/drawing/2014/chartex" xmlns:cx1="http://schemas.microsoft.com/office/drawing/2015/9/8/chartex" xmlns:cx2="http://schemas.microsoft.com/office/drawing/2015/10/21/chartex" xmlns:cx3="http://schemas.microsoft.com/office/drawing/2016/5/9/chartex" xmlns:cx4="http://schemas.microsoft.com/office/drawing/2016/5/10/chartex" xmlns:cx5="http://schemas.microsoft.com/office/drawing/2016/5/11/chartex" xmlns:cx6="http://schemas.microsoft.com/office/drawing/2016/5/12/chartex" xmlns:cx7="http://schemas.microsoft.com/office/drawing/2016/5/13/chartex" xmlns:cx8="http://schemas.microsoft.com/office/drawing/2016/5/14/chartex" xmlns:mc="http://schemas.openxmlformats.org/markup-compatibility/2006" xmlns:aink="http://schemas.microsoft.com/office/drawing/2016/ink" xmlns:am3d="http://schemas.microsoft.com/office/drawing/2017/model3d" xmlns:o="urn:schemas-microsoft-com:office:office" xmlns:oel="http://schemas.microsoft.com/office/2019/extlst" xmlns:r="http://schemas.openxmlformats.org/officeDocument/2006/relationships" xmlns:m="http://schemas.openxmlformats.org/officeDocument/2006/math" xmlns:v="urn:schemas-microsoft-com:vml" xmlns:wp14="http://schemas.microsoft.com/office/word/2010/wordprocessingDrawing" xmlns:wp="http://schemas.openxmlformats.org/drawingml/2006/wordprocessingDrawing" xmlns:w10="urn:schemas-microsoft-com:office:word" xmlns:w="http://schemas.openxmlformats.org/wordprocessingml/2006/main" xmlns:w14="http://schemas.microsoft.com/office/word/2010/wordml" xmlns:w15="http://schemas.microsoft.com/office/word/2012/wordml" xmlns:w16cex="http://schemas.microsoft.com/office/word/2018/wordml/cex" xmlns:w16cid="http://schemas.microsoft.com/office/word/2016/wordml/cid" xmlns:w16="http://schemas.microsoft.com/office/word/2018/wordml" xmlns:w16du="http://schemas.microsoft.com/office/word/2023/wordml/word16du" xmlns:w16sdtdh="http://schemas.microsoft.com/office/word/2020/wordml/sdtdatahash" xmlns:w16se="http://schemas.microsoft.com/office/word/2015/wordml/symex" xmlns:wpg="http://schemas.microsoft.com/office/word/2010/wordprocessingGroup" xmlns:wpi="http://schemas.microsoft.com/office/word/2010/wordprocessingInk" xmlns:wne="http://schemas.microsoft.com/office/word/2006/wordml" xmlns:wps="http://schemas.microsoft.com/office/word/2010/wordprocessingShape" mc:Ignorable="w14 w15 w16se w16cid w16 w16cex w16sdtdh w16du wp14">
   <w:abstractNum w:abstractNumId="0" w15:restartNumberingAfterBreak="0">
+    <w:nsid w:val="058C7209"/>
+    <w:multiLevelType w:val="hybridMultilevel"/>
+    <w:tmpl w:val="931E5D4C"/>
+    <w:lvl w:ilvl="0" w:tplc="07327EBC">
+      <w:numFmt w:val="bullet"/>
+      <w:lvlText w:val="-"/>
+      <w:lvlJc w:val="left"/>
+      <w:pPr>
+        <w:ind w:left="720" w:hanging="360"/>
+      </w:pPr>
+      <w:rPr>
+        <w:rFonts w:ascii="Arial" w:eastAsia="Arial Unicode MS" w:hAnsi="Arial" w:cs="Arial" w:hint="default"/>
+      </w:rPr>
+    </w:lvl>
+    <w:lvl w:ilvl="1" w:tplc="04100003" w:tentative="1">
+      <w:start w:val="1"/>
+      <w:numFmt w:val="bullet"/>
+      <w:lvlText w:val="o"/>
+      <w:lvlJc w:val="left"/>
+      <w:pPr>
+        <w:ind w:left="1440" w:hanging="360"/>
+      </w:pPr>
+      <w:rPr>
+        <w:rFonts w:ascii="Courier New" w:hAnsi="Courier New" w:cs="Courier New" w:hint="default"/>
+      </w:rPr>
+    </w:lvl>
+    <w:lvl w:ilvl="2" w:tplc="04100005" w:tentative="1">
+      <w:start w:val="1"/>
+      <w:numFmt w:val="bullet"/>
+      <w:lvlText w:val=""/>
+      <w:lvlJc w:val="left"/>
+      <w:pPr>
+        <w:ind w:left="2160" w:hanging="360"/>
+      </w:pPr>
+      <w:rPr>
+        <w:rFonts w:ascii="Wingdings" w:hAnsi="Wingdings" w:hint="default"/>
+      </w:rPr>
+    </w:lvl>
+    <w:lvl w:ilvl="3" w:tplc="04100001" w:tentative="1">
+      <w:start w:val="1"/>
+      <w:numFmt w:val="bullet"/>
+      <w:lvlText w:val=""/>
+      <w:lvlJc w:val="left"/>
+      <w:pPr>
+        <w:ind w:left="2880" w:hanging="360"/>
+      </w:pPr>
+      <w:rPr>
+        <w:rFonts w:ascii="Symbol" w:hAnsi="Symbol" w:hint="default"/>
+      </w:rPr>
+    </w:lvl>
+    <w:lvl w:ilvl="4" w:tplc="04100003" w:tentative="1">
+      <w:start w:val="1"/>
+      <w:numFmt w:val="bullet"/>
+      <w:lvlText w:val="o"/>
+      <w:lvlJc w:val="left"/>
+      <w:pPr>
+        <w:ind w:left="3600" w:hanging="360"/>
+      </w:pPr>
+      <w:rPr>
+        <w:rFonts w:ascii="Courier New" w:hAnsi="Courier New" w:cs="Courier New" w:hint="default"/>
+      </w:rPr>
+    </w:lvl>
+    <w:lvl w:ilvl="5" w:tplc="04100005" w:tentative="1">
+      <w:start w:val="1"/>
+      <w:numFmt w:val="bullet"/>
+      <w:lvlText w:val=""/>
+      <w:lvlJc w:val="left"/>
+      <w:pPr>
+        <w:ind w:left="4320" w:hanging="360"/>
+      </w:pPr>
+      <w:rPr>
+        <w:rFonts w:ascii="Wingdings" w:hAnsi="Wingdings" w:hint="default"/>
+      </w:rPr>
+    </w:lvl>
+    <w:lvl w:ilvl="6" w:tplc="04100001" w:tentative="1">
+      <w:start w:val="1"/>
+      <w:numFmt w:val="bullet"/>
+      <w:lvlText w:val=""/>
+      <w:lvlJc w:val="left"/>
+      <w:pPr>
+        <w:ind w:left="5040" w:hanging="360"/>
+      </w:pPr>
+      <w:rPr>
+        <w:rFonts w:ascii="Symbol" w:hAnsi="Symbol" w:hint="default"/>
+      </w:rPr>
+    </w:lvl>
+    <w:lvl w:ilvl="7" w:tplc="04100003" w:tentative="1">
+      <w:start w:val="1"/>
+      <w:numFmt w:val="bullet"/>
+      <w:lvlText w:val="o"/>
+      <w:lvlJc w:val="left"/>
+      <w:pPr>
+        <w:ind w:left="5760" w:hanging="360"/>
+      </w:pPr>
+      <w:rPr>
+        <w:rFonts w:ascii="Courier New" w:hAnsi="Courier New" w:cs="Courier New" w:hint="default"/>
+      </w:rPr>
+    </w:lvl>
+    <w:lvl w:ilvl="8" w:tplc="04100005" w:tentative="1">
+      <w:start w:val="1"/>
+      <w:numFmt w:val="bullet"/>
+      <w:lvlText w:val=""/>
+      <w:lvlJc w:val="left"/>
+      <w:pPr>
+        <w:ind w:left="6480" w:hanging="360"/>
+      </w:pPr>
+      <w:rPr>
+        <w:rFonts w:ascii="Wingdings" w:hAnsi="Wingdings" w:hint="default"/>
+      </w:rPr>
+    </w:lvl>
+  </w:abstractNum>
+  <w:abstractNum w:abstractNumId="1" w15:restartNumberingAfterBreak="0">
     <w:nsid w:val="0A203050"/>
     <w:multiLevelType w:val="multilevel"/>
     <w:tmpl w:val="64E8774E"/>
@@ -3834,7 +4015,7 @@
       </w:pPr>
     </w:lvl>
   </w:abstractNum>
-  <w:abstractNum w:abstractNumId="1" w15:restartNumberingAfterBreak="0">
+  <w:abstractNum w:abstractNumId="2" w15:restartNumberingAfterBreak="0">
     <w:nsid w:val="0CBE7BFF"/>
     <w:multiLevelType w:val="multilevel"/>
     <w:tmpl w:val="76BC9F24"/>
@@ -3947,7 +4128,7 @@
       </w:pPr>
     </w:lvl>
   </w:abstractNum>
-  <w:abstractNum w:abstractNumId="2" w15:restartNumberingAfterBreak="0">
+  <w:abstractNum w:abstractNumId="3" w15:restartNumberingAfterBreak="0">
     <w:nsid w:val="0DDD183B"/>
     <w:multiLevelType w:val="multilevel"/>
     <w:tmpl w:val="9C2A8418"/>
@@ -4096,7 +4277,7 @@
       </w:rPr>
     </w:lvl>
   </w:abstractNum>
-  <w:abstractNum w:abstractNumId="3" w15:restartNumberingAfterBreak="0">
+  <w:abstractNum w:abstractNumId="4" w15:restartNumberingAfterBreak="0">
     <w:nsid w:val="1EB66D42"/>
     <w:multiLevelType w:val="multilevel"/>
     <w:tmpl w:val="96F0FAEA"/>
@@ -4209,7 +4390,7 @@
       </w:pPr>
     </w:lvl>
   </w:abstractNum>
-  <w:abstractNum w:abstractNumId="4" w15:restartNumberingAfterBreak="0">
+  <w:abstractNum w:abstractNumId="5" w15:restartNumberingAfterBreak="0">
     <w:nsid w:val="23C022DF"/>
     <w:multiLevelType w:val="hybridMultilevel"/>
     <w:tmpl w:val="2FB6C2BE"/>
@@ -4322,7 +4503,7 @@
       </w:rPr>
     </w:lvl>
   </w:abstractNum>
-  <w:abstractNum w:abstractNumId="5" w15:restartNumberingAfterBreak="0">
+  <w:abstractNum w:abstractNumId="6" w15:restartNumberingAfterBreak="0">
     <w:nsid w:val="439E4E49"/>
     <w:multiLevelType w:val="multilevel"/>
     <w:tmpl w:val="FE2ED206"/>
@@ -4435,7 +4616,7 @@
       </w:pPr>
     </w:lvl>
   </w:abstractNum>
-  <w:abstractNum w:abstractNumId="6" w15:restartNumberingAfterBreak="0">
+  <w:abstractNum w:abstractNumId="7" w15:restartNumberingAfterBreak="0">
     <w:nsid w:val="52EE3DD7"/>
     <w:multiLevelType w:val="multilevel"/>
     <w:tmpl w:val="484AA5A4"/>
@@ -4548,7 +4729,7 @@
       </w:pPr>
     </w:lvl>
   </w:abstractNum>
-  <w:abstractNum w:abstractNumId="7" w15:restartNumberingAfterBreak="0">
+  <w:abstractNum w:abstractNumId="8" w15:restartNumberingAfterBreak="0">
     <w:nsid w:val="614B512D"/>
     <w:multiLevelType w:val="hybridMultilevel"/>
     <w:tmpl w:val="9668B888"/>
@@ -4661,7 +4842,7 @@
       </w:rPr>
     </w:lvl>
   </w:abstractNum>
-  <w:abstractNum w:abstractNumId="8" w15:restartNumberingAfterBreak="0">
+  <w:abstractNum w:abstractNumId="9" w15:restartNumberingAfterBreak="0">
     <w:nsid w:val="7F983B8E"/>
     <w:multiLevelType w:val="multilevel"/>
     <w:tmpl w:val="DA4C32CA"/>
@@ -4775,30 +4956,33 @@
     </w:lvl>
   </w:abstractNum>
   <w:num w:numId="1" w16cid:durableId="1703821680">
+    <w:abstractNumId w:val="8"/>
+  </w:num>
+  <w:num w:numId="2" w16cid:durableId="877550891">
+    <w:abstractNumId w:val="5"/>
+  </w:num>
+  <w:num w:numId="3" w16cid:durableId="2051300987">
     <w:abstractNumId w:val="7"/>
   </w:num>
-  <w:num w:numId="2" w16cid:durableId="877550891">
+  <w:num w:numId="4" w16cid:durableId="2101830402">
+    <w:abstractNumId w:val="9"/>
+  </w:num>
+  <w:num w:numId="5" w16cid:durableId="317812252">
+    <w:abstractNumId w:val="3"/>
+  </w:num>
+  <w:num w:numId="6" w16cid:durableId="1177379157">
     <w:abstractNumId w:val="4"/>
   </w:num>
-  <w:num w:numId="3" w16cid:durableId="2051300987">
+  <w:num w:numId="7" w16cid:durableId="1565793434">
+    <w:abstractNumId w:val="2"/>
+  </w:num>
+  <w:num w:numId="8" w16cid:durableId="1964463681">
     <w:abstractNumId w:val="6"/>
   </w:num>
-  <w:num w:numId="4" w16cid:durableId="2101830402">
-    <w:abstractNumId w:val="8"/>
-  </w:num>
-  <w:num w:numId="5" w16cid:durableId="317812252">
-    <w:abstractNumId w:val="2"/>
-  </w:num>
-  <w:num w:numId="6" w16cid:durableId="1177379157">
-    <w:abstractNumId w:val="3"/>
-  </w:num>
-  <w:num w:numId="7" w16cid:durableId="1565793434">
+  <w:num w:numId="9" w16cid:durableId="765732414">
     <w:abstractNumId w:val="1"/>
   </w:num>
-  <w:num w:numId="8" w16cid:durableId="1964463681">
-    <w:abstractNumId w:val="5"/>
-  </w:num>
-  <w:num w:numId="9" w16cid:durableId="765732414">
+  <w:num w:numId="10" w16cid:durableId="419765586">
     <w:abstractNumId w:val="0"/>
   </w:num>
 </w:numbering>
